--- a/data/Análisis de tu ruta de trabajo.docx
+++ b/data/Análisis de tu ruta de trabajo.docx
@@ -3,11 +3,583 @@
 <w:document xmlns:wpc="http://schemas.microsoft.com/office/word/2010/wordprocessingCanvas" xmlns:cx="http://schemas.microsoft.com/office/drawing/2014/chartex" xmlns:cx1="http://schemas.microsoft.com/office/drawing/2015/9/8/chartex" xmlns:cx2="http://schemas.microsoft.com/office/drawing/2015/10/21/chartex" xmlns:cx3="http://schemas.microsoft.com/office/drawing/2016/5/9/chartex" xmlns:cx4="http://schemas.microsoft.com/office/drawing/2016/5/10/chartex" xmlns:cx5="http://schemas.microsoft.com/office/drawing/2016/5/11/chartex" xmlns:cx6="http://schemas.microsoft.com/office/drawing/2016/5/12/chartex" xmlns:cx7="http://schemas.microsoft.com/office/drawing/2016/5/13/chartex" xmlns:cx8="http://schemas.microsoft.com/office/drawing/2016/5/14/chartex" xmlns:mc="http://schemas.openxmlformats.org/markup-compatibility/2006" xmlns:aink="http://schemas.microsoft.com/office/drawing/2016/ink" xmlns:am3d="http://schemas.microsoft.com/office/drawing/2017/model3d" xmlns:o="urn:schemas-microsoft-com:office:office" xmlns:oel="http://schemas.microsoft.com/office/2019/extlst" xmlns:r="http://schemas.openxmlformats.org/officeDocument/2006/relationships" xmlns:m="http://schemas.openxmlformats.org/officeDocument/2006/math" xmlns:v="urn:schemas-microsoft-com:vml" xmlns:wp14="http://schemas.microsoft.com/office/word/2010/wordprocessingDrawing" xmlns:wp="http://schemas.openxmlformats.org/drawingml/2006/wordprocessingDrawing" xmlns:w10="urn:schemas-microsoft-com:office:word" xmlns:w="http://schemas.openxmlformats.org/wordprocessingml/2006/main" xmlns:w14="http://schemas.microsoft.com/office/word/2010/wordml" xmlns:w15="http://schemas.microsoft.com/office/word/2012/wordml" xmlns:w16cex="http://schemas.microsoft.com/office/word/2018/wordml/cex" xmlns:w16cid="http://schemas.microsoft.com/office/word/2016/wordml/cid" xmlns:w16="http://schemas.microsoft.com/office/word/2018/wordml" xmlns:w16du="http://schemas.microsoft.com/office/word/2023/wordml/word16du" xmlns:w16sdtdh="http://schemas.microsoft.com/office/word/2020/wordml/sdtdatahash" xmlns:w16sdtfl="http://schemas.microsoft.com/office/word/2024/wordml/sdtformatlock" xmlns:w16se="http://schemas.microsoft.com/office/word/2015/wordml/symex" xmlns:wpg="http://schemas.microsoft.com/office/word/2010/wordprocessingGroup" xmlns:wpi="http://schemas.microsoft.com/office/word/2010/wordprocessingInk" xmlns:wne="http://schemas.microsoft.com/office/word/2006/wordml" xmlns:wps="http://schemas.microsoft.com/office/word/2010/wordprocessingShape" mc:Ignorable="w14 w15 w16se w16cid w16 w16cex w16sdtdh w16sdtfl w16du wp14">
   <w:body>
     <w:p>
-      <w:r>
+      <w:pPr>
+        <w:jc w:val="center"/>
+        <w:rPr>
+          <w:b/>
+          <w:bCs/>
+        </w:rPr>
+      </w:pPr>
+      <w:r>
+        <w:rPr>
+          <w:b/>
+          <w:bCs/>
+        </w:rPr>
         <w:t>Análisis de tu ruta de trabajo</w:t>
       </w:r>
     </w:p>
     <w:p>
+      <w:pPr>
+        <w:jc w:val="both"/>
+      </w:pPr>
+      <w:r>
+        <w:t>Siguiendo con el plan de trabajo</w:t>
+      </w:r>
+      <w:r>
+        <w:t xml:space="preserve"> establecido, ahora quiero trabajar en los siguientes puntos específicos en </w:t>
+      </w:r>
+      <w:proofErr w:type="spellStart"/>
+      <w:r>
+        <w:t>frontend</w:t>
+      </w:r>
+      <w:proofErr w:type="spellEnd"/>
+      <w:r>
+        <w:t>:</w:t>
+      </w:r>
+    </w:p>
+    <w:p>
+      <w:pPr>
+        <w:pStyle w:val="Prrafodelista"/>
+        <w:numPr>
+          <w:ilvl w:val="0"/>
+          <w:numId w:val="1"/>
+        </w:numPr>
+        <w:jc w:val="both"/>
+      </w:pPr>
+      <w:r>
+        <w:t xml:space="preserve">Construir la vista para iniciar </w:t>
+      </w:r>
+      <w:proofErr w:type="spellStart"/>
+      <w:r>
+        <w:t>login</w:t>
+      </w:r>
+      <w:proofErr w:type="spellEnd"/>
+      <w:r>
+        <w:t xml:space="preserve"> y acceder al panel de control (</w:t>
+      </w:r>
+      <w:proofErr w:type="spellStart"/>
+      <w:r>
+        <w:t>dashboard</w:t>
+      </w:r>
+      <w:proofErr w:type="spellEnd"/>
+      <w:r>
+        <w:t xml:space="preserve">); </w:t>
+      </w:r>
+      <w:r>
+        <w:t>localhost:8080/</w:t>
+      </w:r>
+      <w:proofErr w:type="spellStart"/>
+      <w:r>
+        <w:t>dashboard</w:t>
+      </w:r>
+      <w:proofErr w:type="spellEnd"/>
+      <w:r>
+        <w:t>/</w:t>
+      </w:r>
+      <w:proofErr w:type="spellStart"/>
+      <w:r>
+        <w:t>administrator</w:t>
+      </w:r>
+      <w:proofErr w:type="spellEnd"/>
+    </w:p>
+    <w:p>
+      <w:pPr>
+        <w:pStyle w:val="Prrafodelista"/>
+        <w:numPr>
+          <w:ilvl w:val="0"/>
+          <w:numId w:val="1"/>
+        </w:numPr>
+        <w:jc w:val="both"/>
+      </w:pPr>
+      <w:r>
+        <w:t xml:space="preserve">Guardar token de forma segura y evitar vulnerabilidades como </w:t>
+      </w:r>
+      <w:r>
+        <w:t>XSS (Cross-Site Scripting)</w:t>
+      </w:r>
+    </w:p>
+    <w:p>
+      <w:pPr>
+        <w:pStyle w:val="Prrafodelista"/>
+        <w:numPr>
+          <w:ilvl w:val="0"/>
+          <w:numId w:val="1"/>
+        </w:numPr>
+        <w:jc w:val="both"/>
+      </w:pPr>
+      <w:r>
+        <w:t>Renderizado dinámico del panel de control (</w:t>
+      </w:r>
+      <w:proofErr w:type="spellStart"/>
+      <w:r>
+        <w:t>dashboard</w:t>
+      </w:r>
+      <w:proofErr w:type="spellEnd"/>
+      <w:r>
+        <w:t>) de los módulos a las que el usuario tiene acceso como los siguientes:</w:t>
+      </w:r>
+    </w:p>
+    <w:p>
+      <w:pPr>
+        <w:pStyle w:val="Prrafodelista"/>
+        <w:jc w:val="both"/>
+      </w:pPr>
+      <w:r>
+        <w:t>localhost:8080/</w:t>
+      </w:r>
+      <w:proofErr w:type="spellStart"/>
+      <w:r>
+        <w:t>dashboard</w:t>
+      </w:r>
+      <w:proofErr w:type="spellEnd"/>
+      <w:r>
+        <w:t>/</w:t>
+      </w:r>
+      <w:proofErr w:type="spellStart"/>
+      <w:r>
+        <w:t>genders</w:t>
+      </w:r>
+      <w:proofErr w:type="spellEnd"/>
+      <w:r>
+        <w:br/>
+        <w:t>localhost:8080/</w:t>
+      </w:r>
+      <w:proofErr w:type="spellStart"/>
+      <w:r>
+        <w:t>dashboard</w:t>
+      </w:r>
+      <w:proofErr w:type="spellEnd"/>
+      <w:r>
+        <w:t>/</w:t>
+      </w:r>
+      <w:proofErr w:type="spellStart"/>
+      <w:r>
+        <w:t>years</w:t>
+      </w:r>
+      <w:proofErr w:type="spellEnd"/>
+      <w:r>
+        <w:br/>
+        <w:t>localhost:8080/</w:t>
+      </w:r>
+      <w:proofErr w:type="spellStart"/>
+      <w:r>
+        <w:t>dashboard</w:t>
+      </w:r>
+      <w:proofErr w:type="spellEnd"/>
+      <w:r>
+        <w:t>/</w:t>
+      </w:r>
+      <w:proofErr w:type="spellStart"/>
+      <w:r>
+        <w:t>countries</w:t>
+      </w:r>
+      <w:proofErr w:type="spellEnd"/>
+      <w:r>
+        <w:br/>
+        <w:t>localhost:8080/</w:t>
+      </w:r>
+      <w:proofErr w:type="spellStart"/>
+      <w:r>
+        <w:t>dashboard</w:t>
+      </w:r>
+      <w:proofErr w:type="spellEnd"/>
+      <w:r>
+        <w:t>/</w:t>
+      </w:r>
+      <w:proofErr w:type="spellStart"/>
+      <w:r>
+        <w:t>indicators</w:t>
+      </w:r>
+      <w:proofErr w:type="spellEnd"/>
+      <w:r>
+        <w:br/>
+        <w:t>localhost:8080/</w:t>
+      </w:r>
+      <w:proofErr w:type="spellStart"/>
+      <w:r>
+        <w:t>dashboard</w:t>
+      </w:r>
+      <w:proofErr w:type="spellEnd"/>
+      <w:r>
+        <w:t>/</w:t>
+      </w:r>
+      <w:proofErr w:type="spellStart"/>
+      <w:r>
+        <w:t>states</w:t>
+      </w:r>
+      <w:proofErr w:type="spellEnd"/>
+      <w:r>
+        <w:br/>
+        <w:t>localhost:8080/</w:t>
+      </w:r>
+      <w:proofErr w:type="spellStart"/>
+      <w:r>
+        <w:t>dashboard</w:t>
+      </w:r>
+      <w:proofErr w:type="spellEnd"/>
+      <w:r>
+        <w:t>/centers</w:t>
+      </w:r>
+    </w:p>
+    <w:p>
+      <w:pPr>
+        <w:pStyle w:val="Prrafodelista"/>
+        <w:jc w:val="both"/>
+      </w:pPr>
+      <w:r>
+        <w:t xml:space="preserve">Estos módulos </w:t>
+      </w:r>
+      <w:r>
+        <w:t>son solo algunos a los usuarios deben poder acceder mediante sus permisos</w:t>
+      </w:r>
+    </w:p>
+    <w:p>
+      <w:pPr>
+        <w:jc w:val="both"/>
+      </w:pPr>
+      <w:r>
+        <w:t xml:space="preserve">Toma en cuenta de que el </w:t>
+      </w:r>
+      <w:proofErr w:type="spellStart"/>
+      <w:r>
+        <w:t>frontend</w:t>
+      </w:r>
+      <w:proofErr w:type="spellEnd"/>
+      <w:r>
+        <w:t xml:space="preserve"> está siendo desarrollado con </w:t>
+      </w:r>
+      <w:proofErr w:type="spellStart"/>
+      <w:r>
+        <w:t>vue-cli</w:t>
+      </w:r>
+      <w:proofErr w:type="spellEnd"/>
+      <w:r>
+        <w:t xml:space="preserve">, vue2, vuetify2 y </w:t>
+      </w:r>
+      <w:proofErr w:type="spellStart"/>
+      <w:r>
+        <w:t>axios</w:t>
+      </w:r>
+      <w:proofErr w:type="spellEnd"/>
+      <w:r>
+        <w:t xml:space="preserve"> como medio de comunicación al </w:t>
+      </w:r>
+      <w:proofErr w:type="spellStart"/>
+      <w:r>
+        <w:t>backend</w:t>
+      </w:r>
+      <w:proofErr w:type="spellEnd"/>
+      <w:r>
+        <w:t xml:space="preserve">. Así es como obtengo el token de inicio de sesión de </w:t>
+      </w:r>
+      <w:proofErr w:type="spellStart"/>
+      <w:r>
+        <w:t>fronend</w:t>
+      </w:r>
+      <w:proofErr w:type="spellEnd"/>
+      <w:r>
+        <w:t xml:space="preserve"> a </w:t>
+      </w:r>
+      <w:proofErr w:type="spellStart"/>
+      <w:r>
+        <w:t>backend</w:t>
+      </w:r>
+      <w:proofErr w:type="spellEnd"/>
+      <w:r>
+        <w:t>:</w:t>
+      </w:r>
+      <w:r>
+        <w:br/>
+      </w:r>
+      <w:hyperlink r:id="rId5" w:history="1">
+        <w:r>
+          <w:rPr>
+            <w:rStyle w:val="Hipervnculo"/>
+          </w:rPr>
+          <w:t>http://192.168.100.20/redim_backend/api/auth/login</w:t>
+        </w:r>
+      </w:hyperlink>
+    </w:p>
+    <w:p>
+      <w:pPr>
+        <w:jc w:val="both"/>
+      </w:pPr>
+      <w:r>
+        <w:t>{</w:t>
+      </w:r>
+    </w:p>
+    <w:p>
+      <w:pPr>
+        <w:jc w:val="both"/>
+      </w:pPr>
+      <w:r>
+        <w:t>    "</w:t>
+      </w:r>
+      <w:proofErr w:type="spellStart"/>
+      <w:r>
+        <w:t>identifier</w:t>
+      </w:r>
+      <w:proofErr w:type="spellEnd"/>
+      <w:r>
+        <w:t>": "</w:t>
+      </w:r>
+      <w:proofErr w:type="spellStart"/>
+      <w:r>
+        <w:t>admin</w:t>
+      </w:r>
+      <w:proofErr w:type="spellEnd"/>
+      <w:r>
+        <w:t xml:space="preserve">", </w:t>
+      </w:r>
+    </w:p>
+    <w:p>
+      <w:pPr>
+        <w:jc w:val="both"/>
+      </w:pPr>
+      <w:r>
+        <w:t>    "</w:t>
+      </w:r>
+      <w:proofErr w:type="spellStart"/>
+      <w:proofErr w:type="gramStart"/>
+      <w:r>
+        <w:t>password</w:t>
+      </w:r>
+      <w:proofErr w:type="spellEnd"/>
+      <w:proofErr w:type="gramEnd"/>
+      <w:r>
+        <w:t>": "MiPasswordSeguro123"</w:t>
+      </w:r>
+    </w:p>
+    <w:p>
+      <w:pPr>
+        <w:jc w:val="both"/>
+      </w:pPr>
+      <w:r>
+        <w:t>}</w:t>
+      </w:r>
+    </w:p>
+    <w:p>
+      <w:pPr>
+        <w:jc w:val="both"/>
+      </w:pPr>
+      <w:r>
+        <w:t>Y como resultado obtengo lo siguiente:</w:t>
+      </w:r>
+      <w:r>
+        <w:br/>
+      </w:r>
+      <w:r>
+        <w:t>{</w:t>
+      </w:r>
+    </w:p>
+    <w:p>
+      <w:pPr>
+        <w:jc w:val="both"/>
+      </w:pPr>
+      <w:r>
+        <w:t>    "</w:t>
+      </w:r>
+      <w:proofErr w:type="gramStart"/>
+      <w:r>
+        <w:t>status</w:t>
+      </w:r>
+      <w:proofErr w:type="gramEnd"/>
+      <w:r>
+        <w:t>": 200,</w:t>
+      </w:r>
+    </w:p>
+    <w:p>
+      <w:pPr>
+        <w:jc w:val="both"/>
+      </w:pPr>
+      <w:r>
+        <w:t>    "</w:t>
+      </w:r>
+      <w:proofErr w:type="spellStart"/>
+      <w:r>
+        <w:t>success</w:t>
+      </w:r>
+      <w:proofErr w:type="spellEnd"/>
+      <w:r>
+        <w:t>": true,</w:t>
+      </w:r>
+    </w:p>
+    <w:p>
+      <w:pPr>
+        <w:jc w:val="both"/>
+      </w:pPr>
+      <w:r>
+        <w:t>    "</w:t>
+      </w:r>
+      <w:proofErr w:type="spellStart"/>
+      <w:r>
+        <w:t>message</w:t>
+      </w:r>
+      <w:proofErr w:type="spellEnd"/>
+      <w:r>
+        <w:t>": "OK",</w:t>
+      </w:r>
+    </w:p>
+    <w:p>
+      <w:pPr>
+        <w:jc w:val="both"/>
+      </w:pPr>
+      <w:r>
+        <w:t>    "total": 2,</w:t>
+      </w:r>
+    </w:p>
+    <w:p>
+      <w:pPr>
+        <w:jc w:val="both"/>
+      </w:pPr>
+      <w:r>
+        <w:t>    "</w:t>
+      </w:r>
+      <w:proofErr w:type="spellStart"/>
+      <w:r>
+        <w:t>result</w:t>
+      </w:r>
+      <w:proofErr w:type="spellEnd"/>
+      <w:r>
+        <w:t>": {</w:t>
+      </w:r>
+    </w:p>
+    <w:p>
+      <w:pPr>
+        <w:jc w:val="both"/>
+      </w:pPr>
+      <w:r>
+        <w:lastRenderedPageBreak/>
+        <w:t>        "token": "eyJ0eXAiOiJKV1QiLCJhbGciOiJIUzI1NiJ9.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.6fNVrIBJMC9gY5AbSwotCqGaVLBLb91pT41TFdUvK5s",</w:t>
+      </w:r>
+    </w:p>
+    <w:p>
+      <w:pPr>
+        <w:jc w:val="both"/>
+      </w:pPr>
+      <w:r>
+        <w:t>        "</w:t>
+      </w:r>
+      <w:proofErr w:type="spellStart"/>
+      <w:r>
+        <w:t>user</w:t>
+      </w:r>
+      <w:proofErr w:type="spellEnd"/>
+      <w:r>
+        <w:t>": {</w:t>
+      </w:r>
+    </w:p>
+    <w:p>
+      <w:pPr>
+        <w:jc w:val="both"/>
+      </w:pPr>
+      <w:r>
+        <w:t>            "id": 4,</w:t>
+      </w:r>
+    </w:p>
+    <w:p>
+      <w:pPr>
+        <w:jc w:val="both"/>
+      </w:pPr>
+      <w:r>
+        <w:t>            "</w:t>
+      </w:r>
+      <w:proofErr w:type="spellStart"/>
+      <w:r>
+        <w:t>name</w:t>
+      </w:r>
+      <w:proofErr w:type="spellEnd"/>
+      <w:r>
+        <w:t>": "Super Administrador",</w:t>
+      </w:r>
+    </w:p>
+    <w:p>
+      <w:pPr>
+        <w:jc w:val="both"/>
+      </w:pPr>
+      <w:r>
+        <w:t>            "</w:t>
+      </w:r>
+      <w:proofErr w:type="spellStart"/>
+      <w:r>
+        <w:t>username</w:t>
+      </w:r>
+      <w:proofErr w:type="spellEnd"/>
+      <w:r>
+        <w:t>": "</w:t>
+      </w:r>
+      <w:proofErr w:type="spellStart"/>
+      <w:r>
+        <w:t>admin</w:t>
+      </w:r>
+      <w:proofErr w:type="spellEnd"/>
+      <w:r>
+        <w:t>",</w:t>
+      </w:r>
+    </w:p>
+    <w:p>
+      <w:pPr>
+        <w:jc w:val="both"/>
+      </w:pPr>
+      <w:r>
+        <w:t>            "role": "Administrador"</w:t>
+      </w:r>
+    </w:p>
+    <w:p>
+      <w:pPr>
+        <w:jc w:val="both"/>
+      </w:pPr>
+      <w:r>
+        <w:t>        }</w:t>
+      </w:r>
+    </w:p>
+    <w:p>
+      <w:pPr>
+        <w:jc w:val="both"/>
+      </w:pPr>
+      <w:r>
+        <w:t>    }</w:t>
+      </w:r>
+    </w:p>
+    <w:p>
+      <w:pPr>
+        <w:jc w:val="both"/>
+      </w:pPr>
+      <w:r>
+        <w:t>}</w:t>
+      </w:r>
+    </w:p>
+    <w:p>
+      <w:pPr>
+        <w:jc w:val="both"/>
+      </w:pPr>
+    </w:p>
+    <w:p>
+      <w:pPr>
+        <w:jc w:val="center"/>
+        <w:rPr>
+          <w:b/>
+          <w:bCs/>
+        </w:rPr>
+      </w:pPr>
+    </w:p>
+    <w:p>
+      <w:pPr>
+        <w:jc w:val="center"/>
+        <w:rPr>
+          <w:b/>
+          <w:bCs/>
+        </w:rPr>
+      </w:pPr>
+      <w:r>
+        <w:rPr>
+          <w:b/>
+          <w:bCs/>
+        </w:rPr>
+        <w:t>------------------------------------------------------------------------------------------------------------</w:t>
+      </w:r>
+    </w:p>
+    <w:p>
       <w:r>
         <w:t>1. Recuperación de contraseña.</w:t>
       </w:r>
@@ -27,54 +599,107 @@
     </w:p>
     <w:p>
       <w:r>
+        <w:rPr>
+          <w:b/>
+          <w:bCs/>
+        </w:rPr>
         <w:t>3. Generar una tabla como "</w:t>
       </w:r>
       <w:proofErr w:type="spellStart"/>
       <w:r>
+        <w:rPr>
+          <w:b/>
+          <w:bCs/>
+        </w:rPr>
         <w:t>user_permissions</w:t>
       </w:r>
       <w:proofErr w:type="spellEnd"/>
       <w:r>
+        <w:rPr>
+          <w:b/>
+          <w:bCs/>
+        </w:rPr>
         <w:t xml:space="preserve">" esto con el objetivo de definir a que tablas va a tener acceso desde los </w:t>
       </w:r>
       <w:proofErr w:type="spellStart"/>
       <w:r>
+        <w:rPr>
+          <w:b/>
+          <w:bCs/>
+        </w:rPr>
         <w:t>modulos</w:t>
       </w:r>
       <w:proofErr w:type="spellEnd"/>
       <w:r>
+        <w:rPr>
+          <w:b/>
+          <w:bCs/>
+        </w:rPr>
         <w:t xml:space="preserve">, pienso columnas algo como </w:t>
       </w:r>
       <w:proofErr w:type="spellStart"/>
       <w:r>
+        <w:rPr>
+          <w:b/>
+          <w:bCs/>
+        </w:rPr>
+        <w:lastRenderedPageBreak/>
         <w:t>user_permissions</w:t>
       </w:r>
       <w:proofErr w:type="spellEnd"/>
       <w:r>
+        <w:rPr>
+          <w:b/>
+          <w:bCs/>
+        </w:rPr>
         <w:t xml:space="preserve">: id, module, </w:t>
       </w:r>
       <w:proofErr w:type="spellStart"/>
       <w:r>
+        <w:rPr>
+          <w:b/>
+          <w:bCs/>
+        </w:rPr>
         <w:t>permission_</w:t>
       </w:r>
       <w:proofErr w:type="gramStart"/>
       <w:r>
+        <w:rPr>
+          <w:b/>
+          <w:bCs/>
+        </w:rPr>
         <w:t>type</w:t>
       </w:r>
       <w:proofErr w:type="spellEnd"/>
       <w:r>
+        <w:rPr>
+          <w:b/>
+          <w:bCs/>
+        </w:rPr>
         <w:t>(</w:t>
       </w:r>
       <w:proofErr w:type="gramEnd"/>
       <w:r>
+        <w:rPr>
+          <w:b/>
+          <w:bCs/>
+        </w:rPr>
         <w:t xml:space="preserve">solo lectura / lectura y escritura), y </w:t>
       </w:r>
       <w:proofErr w:type="spellStart"/>
       <w:r>
+        <w:rPr>
+          <w:b/>
+          <w:bCs/>
+        </w:rPr>
         <w:t>mas</w:t>
       </w:r>
       <w:proofErr w:type="spellEnd"/>
       <w:r>
+        <w:rPr>
+          <w:b/>
+          <w:bCs/>
+        </w:rPr>
         <w:t xml:space="preserve"> columnas necesarias para una buena administración.</w:t>
       </w:r>
     </w:p>
@@ -122,8 +747,29 @@
         <w:t>genders</w:t>
       </w:r>
       <w:proofErr w:type="spellEnd"/>
-    </w:p>
-    <w:p>
+      <w:r>
+        <w:br/>
+        <w:t>l</w:t>
+      </w:r>
+      <w:r>
+        <w:t>ocalhost:8080/</w:t>
+      </w:r>
+      <w:proofErr w:type="spellStart"/>
+      <w:r>
+        <w:t>dashboard</w:t>
+      </w:r>
+      <w:proofErr w:type="spellEnd"/>
+      <w:r>
+        <w:t>/</w:t>
+      </w:r>
+      <w:proofErr w:type="spellStart"/>
+      <w:r>
+        <w:t>years</w:t>
+      </w:r>
+      <w:proofErr w:type="spellEnd"/>
+      <w:r>
+        <w:br/>
+      </w:r>
       <w:r>
         <w:t>localhost:8080/</w:t>
       </w:r>
@@ -137,11 +783,12 @@
       </w:r>
       <w:proofErr w:type="spellStart"/>
       <w:r>
-        <w:t>years</w:t>
-      </w:r>
-      <w:proofErr w:type="spellEnd"/>
-    </w:p>
-    <w:p>
+        <w:t>countries</w:t>
+      </w:r>
+      <w:proofErr w:type="spellEnd"/>
+      <w:r>
+        <w:br/>
+      </w:r>
       <w:r>
         <w:t>localhost:8080/</w:t>
       </w:r>
@@ -155,11 +802,12 @@
       </w:r>
       <w:proofErr w:type="spellStart"/>
       <w:r>
-        <w:t>countries</w:t>
-      </w:r>
-      <w:proofErr w:type="spellEnd"/>
-    </w:p>
-    <w:p>
+        <w:t>indicators</w:t>
+      </w:r>
+      <w:proofErr w:type="spellEnd"/>
+      <w:r>
+        <w:br/>
+      </w:r>
       <w:r>
         <w:t>localhost:8080/</w:t>
       </w:r>
@@ -173,11 +821,12 @@
       </w:r>
       <w:proofErr w:type="spellStart"/>
       <w:r>
-        <w:t>indicators</w:t>
-      </w:r>
-      <w:proofErr w:type="spellEnd"/>
-    </w:p>
-    <w:p>
+        <w:t>states</w:t>
+      </w:r>
+      <w:proofErr w:type="spellEnd"/>
+      <w:r>
+        <w:br/>
+      </w:r>
       <w:r>
         <w:t>localhost:8080/</w:t>
       </w:r>
@@ -187,15 +836,30 @@
       </w:r>
       <w:proofErr w:type="spellEnd"/>
       <w:r>
+        <w:t>/centers</w:t>
+      </w:r>
+      <w:r>
+        <w:br/>
+      </w:r>
+      <w:r>
+        <w:t>localhost:8080/</w:t>
+      </w:r>
+      <w:proofErr w:type="spellStart"/>
+      <w:r>
+        <w:t>dashboard</w:t>
+      </w:r>
+      <w:proofErr w:type="spellEnd"/>
+      <w:r>
         <w:t>/</w:t>
       </w:r>
       <w:proofErr w:type="spellStart"/>
       <w:r>
-        <w:t>states</w:t>
-      </w:r>
-      <w:proofErr w:type="spellEnd"/>
-    </w:p>
-    <w:p>
+        <w:t>indicator_categories</w:t>
+      </w:r>
+      <w:proofErr w:type="spellEnd"/>
+      <w:r>
+        <w:br/>
+      </w:r>
       <w:r>
         <w:t>localhost:8080/</w:t>
       </w:r>
@@ -205,34 +869,448 @@
       </w:r>
       <w:proofErr w:type="spellEnd"/>
       <w:r>
-        <w:t>/centers</w:t>
-      </w:r>
-    </w:p>
-    <w:p>
-      <w:r>
-        <w:t>localhost:8080/</w:t>
-      </w:r>
-      <w:proofErr w:type="spellStart"/>
-      <w:r>
-        <w:t>dashboard</w:t>
-      </w:r>
-      <w:proofErr w:type="spellEnd"/>
-      <w:r>
         <w:t>/</w:t>
       </w:r>
       <w:proofErr w:type="spellStart"/>
       <w:r>
-        <w:t>indicator_categories</w:t>
-      </w:r>
-      <w:proofErr w:type="spellEnd"/>
-    </w:p>
-    <w:p>
-      <w:r>
-        <w:t>localhost:8080/</w:t>
-      </w:r>
-      <w:proofErr w:type="spellStart"/>
-      <w:r>
-        <w:t>dashboard</w:t>
+        <w:t>indicator_category_details</w:t>
+      </w:r>
+      <w:proofErr w:type="spellEnd"/>
+    </w:p>
+    <w:p/>
+    <w:p>
+      <w:r>
+        <w:t xml:space="preserve">en este sentido se van a ir generando </w:t>
+      </w:r>
+      <w:proofErr w:type="spellStart"/>
+      <w:r>
+        <w:t>mas</w:t>
+      </w:r>
+      <w:proofErr w:type="spellEnd"/>
+      <w:r>
+        <w:t xml:space="preserve"> módulos, según el sistema lo requiera</w:t>
+      </w:r>
+    </w:p>
+    <w:p>
+      <w:r>
+        <w:t>6. Proteger el resto de tus Controladores</w:t>
+      </w:r>
+    </w:p>
+    <w:p>
+      <w:proofErr w:type="gramStart"/>
+      <w:r>
+        <w:t>Es correcta mi ruta de trabajo?</w:t>
+      </w:r>
+      <w:proofErr w:type="gramEnd"/>
+    </w:p>
+    <w:p>
+      <w:proofErr w:type="gramStart"/>
+      <w:r>
+        <w:t xml:space="preserve">En </w:t>
+      </w:r>
+      <w:proofErr w:type="spellStart"/>
+      <w:r>
+        <w:t>que</w:t>
+      </w:r>
+      <w:proofErr w:type="spellEnd"/>
+      <w:r>
+        <w:t xml:space="preserve"> otras cosas se debe tomar en cuenta hasta este punto?</w:t>
+      </w:r>
+      <w:proofErr w:type="gramEnd"/>
+    </w:p>
+    <w:p>
+      <w:r>
+        <w:t xml:space="preserve">¡Hola! Tu ruta de trabajo es </w:t>
+      </w:r>
+      <w:r>
+        <w:rPr>
+          <w:b/>
+          <w:bCs/>
+        </w:rPr>
+        <w:t>excelente y muy profesional</w:t>
+      </w:r>
+      <w:r>
+        <w:t>. Estás planteando una evolución lógica que pasa de la autenticación básica a un sistema completo de Autorización (Control de Acceso).</w:t>
+      </w:r>
+    </w:p>
+    <w:p>
+      <w:r>
+        <w:t>Analicemos tu flujo de trabajo paso a paso y agreguemos algunas recomendaciones clave para que la arquitectura quede impecable:</w:t>
+      </w:r>
+    </w:p>
+    <w:p>
+      <w:pPr>
+        <w:rPr>
+          <w:b/>
+          <w:bCs/>
+        </w:rPr>
+      </w:pPr>
+      <w:r>
+        <w:rPr>
+          <w:b/>
+          <w:bCs/>
+        </w:rPr>
+        <w:t>Análisis de tu ruta de trabajo</w:t>
+      </w:r>
+    </w:p>
+    <w:p>
+      <w:r>
+        <w:t>---------------------------------------------------------------------------------------------------</w:t>
+      </w:r>
+    </w:p>
+    <w:p>
+      <w:r>
+        <w:t>1 y 2. Recuperación y Generación de Contraseñas</w:t>
+      </w:r>
+    </w:p>
+    <w:p>
+      <w:r>
+        <w:t>Es correcto: Generar una contraseña temporal al crear un usuario es la mejor práctica.</w:t>
+      </w:r>
+    </w:p>
+    <w:p>
+      <w:r>
+        <w:lastRenderedPageBreak/>
+        <w:t xml:space="preserve">Sugerencia: En lugar de una contraseña estática como "3abc", te sugiero generar una cadena aleatoria corta (ej. </w:t>
+      </w:r>
+      <w:proofErr w:type="spellStart"/>
+      <w:r>
+        <w:t>substr</w:t>
+      </w:r>
+      <w:proofErr w:type="spellEnd"/>
+      <w:r>
+        <w:t>(md5(</w:t>
+      </w:r>
+      <w:proofErr w:type="gramStart"/>
+      <w:r>
+        <w:t>time(</w:t>
+      </w:r>
+      <w:proofErr w:type="gramEnd"/>
+      <w:r>
+        <w:t>)), 0, 6)) para que sea única por usuario.</w:t>
+      </w:r>
+    </w:p>
+    <w:p>
+      <w:r>
+        <w:t xml:space="preserve">Consideración: ¿Cómo le harás llegar esa contraseña temporal al usuario? Lo ideal a futuro será integrar un servidor de correo (como </w:t>
+      </w:r>
+      <w:proofErr w:type="spellStart"/>
+      <w:r>
+        <w:t>PHPMailer</w:t>
+      </w:r>
+      <w:proofErr w:type="spellEnd"/>
+      <w:r>
+        <w:t>) para enviarle un email automático de bienvenida con sus credenciales. Por ahora, si el administrador las crea y se las da en persona, está bien que el sistema le devuelva la contraseña temporal al administrador solo en el momento de la creación.</w:t>
+      </w:r>
+    </w:p>
+    <w:p/>
+    <w:p>
+      <w:pPr>
+        <w:rPr>
+          <w:b/>
+          <w:bCs/>
+        </w:rPr>
+      </w:pPr>
+      <w:r>
+        <w:rPr>
+          <w:b/>
+          <w:bCs/>
+        </w:rPr>
+        <w:t>3. Tabla de Permisos (</w:t>
+      </w:r>
+      <w:proofErr w:type="spellStart"/>
+      <w:r>
+        <w:rPr>
+          <w:b/>
+          <w:bCs/>
+        </w:rPr>
+        <w:t>user_permissions</w:t>
+      </w:r>
+      <w:proofErr w:type="spellEnd"/>
+      <w:r>
+        <w:rPr>
+          <w:b/>
+          <w:bCs/>
+        </w:rPr>
+        <w:t>)</w:t>
+      </w:r>
+    </w:p>
+    <w:p>
+      <w:pPr>
+        <w:rPr>
+          <w:b/>
+          <w:bCs/>
+        </w:rPr>
+      </w:pPr>
+      <w:r>
+        <w:rPr>
+          <w:b/>
+          <w:bCs/>
+        </w:rPr>
+        <w:t>Es correcto: Necesitas un control de acceso.</w:t>
+      </w:r>
+    </w:p>
+    <w:p>
+      <w:pPr>
+        <w:rPr>
+          <w:b/>
+          <w:bCs/>
+        </w:rPr>
+      </w:pPr>
+      <w:r>
+        <w:rPr>
+          <w:b/>
+          <w:bCs/>
+        </w:rPr>
+        <w:t>Sugerencia (¡Muy Importante!): Administrar permisos usuario por usuario se vuelve un dolor de cabeza cuando el sistema crece. Te recomiendo usar el modelo RBAC (Role-</w:t>
+      </w:r>
+      <w:proofErr w:type="spellStart"/>
+      <w:r>
+        <w:rPr>
+          <w:b/>
+          <w:bCs/>
+        </w:rPr>
+        <w:t>Based</w:t>
+      </w:r>
+      <w:proofErr w:type="spellEnd"/>
+      <w:r>
+        <w:rPr>
+          <w:b/>
+          <w:bCs/>
+        </w:rPr>
+        <w:t xml:space="preserve"> Access Control).</w:t>
+      </w:r>
+    </w:p>
+    <w:p>
+      <w:pPr>
+        <w:rPr>
+          <w:b/>
+          <w:bCs/>
+        </w:rPr>
+      </w:pPr>
+      <w:r>
+        <w:rPr>
+          <w:b/>
+          <w:bCs/>
+        </w:rPr>
+        <w:t xml:space="preserve">En lugar de asignar permisos directos al usuario, creas una tabla roles (ej. </w:t>
+      </w:r>
+      <w:proofErr w:type="spellStart"/>
+      <w:r>
+        <w:rPr>
+          <w:b/>
+          <w:bCs/>
+        </w:rPr>
+        <w:t>SuperAdmin</w:t>
+      </w:r>
+      <w:proofErr w:type="spellEnd"/>
+      <w:r>
+        <w:rPr>
+          <w:b/>
+          <w:bCs/>
+        </w:rPr>
+        <w:t>, Capturista, Lector).</w:t>
+      </w:r>
+    </w:p>
+    <w:p>
+      <w:pPr>
+        <w:rPr>
+          <w:b/>
+          <w:bCs/>
+        </w:rPr>
+      </w:pPr>
+      <w:r>
+        <w:rPr>
+          <w:b/>
+          <w:bCs/>
+        </w:rPr>
+        <w:t xml:space="preserve">Creas una tabla </w:t>
+      </w:r>
+      <w:proofErr w:type="spellStart"/>
+      <w:r>
+        <w:rPr>
+          <w:b/>
+          <w:bCs/>
+        </w:rPr>
+        <w:t>role_permissions</w:t>
+      </w:r>
+      <w:proofErr w:type="spellEnd"/>
+      <w:r>
+        <w:rPr>
+          <w:b/>
+          <w:bCs/>
+        </w:rPr>
+        <w:t xml:space="preserve"> (</w:t>
+      </w:r>
+      <w:proofErr w:type="spellStart"/>
+      <w:r>
+        <w:rPr>
+          <w:b/>
+          <w:bCs/>
+        </w:rPr>
+        <w:t>role_id</w:t>
+      </w:r>
+      <w:proofErr w:type="spellEnd"/>
+      <w:r>
+        <w:rPr>
+          <w:b/>
+          <w:bCs/>
+        </w:rPr>
+        <w:t xml:space="preserve">, module, </w:t>
+      </w:r>
+      <w:proofErr w:type="spellStart"/>
+      <w:r>
+        <w:rPr>
+          <w:b/>
+          <w:bCs/>
+        </w:rPr>
+        <w:t>can_read</w:t>
+      </w:r>
+      <w:proofErr w:type="spellEnd"/>
+      <w:r>
+        <w:rPr>
+          <w:b/>
+          <w:bCs/>
+        </w:rPr>
+        <w:t xml:space="preserve">, </w:t>
+      </w:r>
+      <w:proofErr w:type="spellStart"/>
+      <w:r>
+        <w:rPr>
+          <w:b/>
+          <w:bCs/>
+        </w:rPr>
+        <w:t>can_write</w:t>
+      </w:r>
+      <w:proofErr w:type="spellEnd"/>
+      <w:r>
+        <w:rPr>
+          <w:b/>
+          <w:bCs/>
+        </w:rPr>
+        <w:t xml:space="preserve">, </w:t>
+      </w:r>
+      <w:proofErr w:type="spellStart"/>
+      <w:r>
+        <w:rPr>
+          <w:b/>
+          <w:bCs/>
+        </w:rPr>
+        <w:t>can_delete</w:t>
+      </w:r>
+      <w:proofErr w:type="spellEnd"/>
+      <w:r>
+        <w:rPr>
+          <w:b/>
+          <w:bCs/>
+        </w:rPr>
+        <w:t>).</w:t>
+      </w:r>
+    </w:p>
+    <w:p>
+      <w:pPr>
+        <w:rPr>
+          <w:b/>
+          <w:bCs/>
+        </w:rPr>
+      </w:pPr>
+      <w:r>
+        <w:rPr>
+          <w:b/>
+          <w:bCs/>
+        </w:rPr>
+        <w:t xml:space="preserve">A tu tabla </w:t>
+      </w:r>
+      <w:proofErr w:type="spellStart"/>
+      <w:r>
+        <w:rPr>
+          <w:b/>
+          <w:bCs/>
+        </w:rPr>
+        <w:t>users</w:t>
+      </w:r>
+      <w:proofErr w:type="spellEnd"/>
+      <w:r>
+        <w:rPr>
+          <w:b/>
+          <w:bCs/>
+        </w:rPr>
+        <w:t xml:space="preserve"> solo le agregas una columna </w:t>
+      </w:r>
+      <w:proofErr w:type="spellStart"/>
+      <w:r>
+        <w:rPr>
+          <w:b/>
+          <w:bCs/>
+        </w:rPr>
+        <w:t>role_id</w:t>
+      </w:r>
+      <w:proofErr w:type="spellEnd"/>
+      <w:r>
+        <w:rPr>
+          <w:b/>
+          <w:bCs/>
+        </w:rPr>
+        <w:t>.</w:t>
+      </w:r>
+    </w:p>
+    <w:p>
+      <w:pPr>
+        <w:rPr>
+          <w:b/>
+          <w:bCs/>
+        </w:rPr>
+      </w:pPr>
+      <w:r>
+        <w:rPr>
+          <w:b/>
+          <w:bCs/>
+        </w:rPr>
+        <w:t>Así, si tienes 20 "Capturistas", no tienes que editar 20 perfiles cuando agregues un nuevo módulo, solo editas el rol "Capturista".</w:t>
+      </w:r>
+    </w:p>
+    <w:p/>
+    <w:p>
+      <w:pPr>
+        <w:rPr>
+          <w:b/>
+          <w:bCs/>
+        </w:rPr>
+      </w:pPr>
+      <w:r>
+        <w:t xml:space="preserve">4. </w:t>
+      </w:r>
+      <w:r>
+        <w:rPr>
+          <w:b/>
+          <w:bCs/>
+        </w:rPr>
+        <w:t>Guardar el token de forma segura</w:t>
+      </w:r>
+    </w:p>
+    <w:p>
+      <w:r>
+        <w:t xml:space="preserve">Es correcto: En aplicaciones Vue.js (SPA), </w:t>
+      </w:r>
+      <w:proofErr w:type="spellStart"/>
+      <w:r>
+        <w:t>localStorage</w:t>
+      </w:r>
+      <w:proofErr w:type="spellEnd"/>
+      <w:r>
+        <w:t xml:space="preserve"> o </w:t>
+      </w:r>
+      <w:proofErr w:type="spellStart"/>
+      <w:r>
+        <w:t>sessionStorage</w:t>
+      </w:r>
+      <w:proofErr w:type="spellEnd"/>
+      <w:r>
+        <w:t xml:space="preserve"> junto con </w:t>
+      </w:r>
+      <w:proofErr w:type="spellStart"/>
+      <w:r>
+        <w:t>Vuex</w:t>
       </w:r>
       <w:proofErr w:type="spellEnd"/>
       <w:r>
@@ -240,297 +1318,96 @@
       </w:r>
       <w:proofErr w:type="spellStart"/>
       <w:r>
-        <w:t>indicator_category_details</w:t>
-      </w:r>
-      <w:proofErr w:type="spellEnd"/>
+        <w:t>Pinia</w:t>
+      </w:r>
+      <w:proofErr w:type="spellEnd"/>
+      <w:r>
+        <w:t xml:space="preserve"> es el estándar.</w:t>
+      </w:r>
+    </w:p>
+    <w:p>
+      <w:r>
+        <w:t xml:space="preserve">Consideración de Seguridad: </w:t>
+      </w:r>
+      <w:proofErr w:type="spellStart"/>
+      <w:r>
+        <w:t>localStorage</w:t>
+      </w:r>
+      <w:proofErr w:type="spellEnd"/>
+      <w:r>
+        <w:t xml:space="preserve"> es vulnerable a ataques XSS (Cross-Site Scripting). Asegúrate de que en tu </w:t>
+      </w:r>
+      <w:proofErr w:type="spellStart"/>
+      <w:r>
+        <w:t>frontend</w:t>
+      </w:r>
+      <w:proofErr w:type="spellEnd"/>
+      <w:r>
+        <w:t xml:space="preserve"> de Vue nunca renderices HTML crudo que provenga de los usuarios (usar v-</w:t>
+      </w:r>
+      <w:proofErr w:type="spellStart"/>
+      <w:r>
+        <w:t>html</w:t>
+      </w:r>
+      <w:proofErr w:type="spellEnd"/>
+      <w:r>
+        <w:t xml:space="preserve"> con precaución) para evitar que un script malicioso robe el token.</w:t>
+      </w:r>
     </w:p>
     <w:p/>
     <w:p>
-      <w:r>
-        <w:t xml:space="preserve">en este sentido se van a ir generando </w:t>
-      </w:r>
-      <w:proofErr w:type="spellStart"/>
-      <w:r>
-        <w:t>mas</w:t>
-      </w:r>
-      <w:proofErr w:type="spellEnd"/>
-      <w:r>
-        <w:t xml:space="preserve"> módulos, según el sistema lo requiera</w:t>
-      </w:r>
-    </w:p>
-    <w:p>
-      <w:r>
-        <w:t>6. Proteger el resto de tus Controladores</w:t>
-      </w:r>
-    </w:p>
-    <w:p/>
-    <w:p/>
+      <w:pPr>
+        <w:rPr>
+          <w:b/>
+          <w:bCs/>
+        </w:rPr>
+      </w:pPr>
+      <w:r>
+        <w:t xml:space="preserve">5. </w:t>
+      </w:r>
+      <w:r>
+        <w:rPr>
+          <w:b/>
+          <w:bCs/>
+        </w:rPr>
+        <w:t xml:space="preserve">Renderizado dinámico del </w:t>
+      </w:r>
+      <w:proofErr w:type="spellStart"/>
+      <w:r>
+        <w:rPr>
+          <w:b/>
+          <w:bCs/>
+        </w:rPr>
+        <w:t>Dashboard</w:t>
+      </w:r>
+      <w:proofErr w:type="spellEnd"/>
+      <w:r>
+        <w:rPr>
+          <w:b/>
+          <w:bCs/>
+        </w:rPr>
+        <w:t xml:space="preserve"> (</w:t>
+      </w:r>
+      <w:proofErr w:type="spellStart"/>
+      <w:r>
+        <w:rPr>
+          <w:b/>
+          <w:bCs/>
+        </w:rPr>
+        <w:t>Frontend</w:t>
+      </w:r>
+      <w:proofErr w:type="spellEnd"/>
+      <w:r>
+        <w:rPr>
+          <w:b/>
+          <w:bCs/>
+        </w:rPr>
+        <w:t>)</w:t>
+      </w:r>
+    </w:p>
     <w:p>
       <w:r>
         <w:lastRenderedPageBreak/>
-        <w:t>---------------------------------------------------------------------------------------------------</w:t>
-      </w:r>
-    </w:p>
-    <w:p>
-      <w:r>
-        <w:t>1 y 2. Recuperación y Generación de Contraseñas</w:t>
-      </w:r>
-    </w:p>
-    <w:p>
-      <w:r>
-        <w:t>Es correcto: Generar una contraseña temporal al crear un usuario es la mejor práctica.</w:t>
-      </w:r>
-    </w:p>
-    <w:p>
-      <w:r>
-        <w:t xml:space="preserve">Sugerencia: En lugar de una contraseña estática como "3abc", te sugiero generar una cadena aleatoria corta (ej. </w:t>
-      </w:r>
-      <w:proofErr w:type="spellStart"/>
-      <w:r>
-        <w:t>substr</w:t>
-      </w:r>
-      <w:proofErr w:type="spellEnd"/>
-      <w:r>
-        <w:t>(md5(</w:t>
-      </w:r>
-      <w:proofErr w:type="gramStart"/>
-      <w:r>
-        <w:t>time(</w:t>
-      </w:r>
-      <w:proofErr w:type="gramEnd"/>
-      <w:r>
-        <w:t>)), 0, 6)) para que sea única por usuario.</w:t>
-      </w:r>
-    </w:p>
-    <w:p>
-      <w:r>
-        <w:t xml:space="preserve">Consideración: ¿Cómo le harás llegar esa contraseña temporal al usuario? Lo ideal a futuro será integrar un servidor de correo (como </w:t>
-      </w:r>
-      <w:proofErr w:type="spellStart"/>
-      <w:r>
-        <w:t>PHPMailer</w:t>
-      </w:r>
-      <w:proofErr w:type="spellEnd"/>
-      <w:r>
-        <w:t>) para enviarle un email automático de bienvenida con sus credenciales. Por ahora, si el administrador las crea y se las da en persona, está bien que el sistema le devuelva la contraseña temporal al administrador solo en el momento de la creación.</w:t>
-      </w:r>
-    </w:p>
-    <w:p/>
-    <w:p>
-      <w:r>
-        <w:t>3. Tabla de Permisos (</w:t>
-      </w:r>
-      <w:proofErr w:type="spellStart"/>
-      <w:r>
-        <w:t>user_permissions</w:t>
-      </w:r>
-      <w:proofErr w:type="spellEnd"/>
-      <w:r>
-        <w:t>)</w:t>
-      </w:r>
-    </w:p>
-    <w:p>
-      <w:r>
-        <w:t>Es correcto: Necesitas un control de acceso.</w:t>
-      </w:r>
-    </w:p>
-    <w:p>
-      <w:r>
-        <w:t>Sugerencia (¡Muy Importante!): Administrar permisos usuario por usuario se vuelve un dolor de cabeza cuando el sistema crece. Te recomiendo usar el modelo RBAC (Role-</w:t>
-      </w:r>
-      <w:proofErr w:type="spellStart"/>
-      <w:r>
-        <w:t>Based</w:t>
-      </w:r>
-      <w:proofErr w:type="spellEnd"/>
-      <w:r>
-        <w:t xml:space="preserve"> Access Control).</w:t>
-      </w:r>
-    </w:p>
-    <w:p>
-      <w:r>
-        <w:t xml:space="preserve">En lugar de asignar permisos directos al usuario, creas una tabla roles (ej. </w:t>
-      </w:r>
-      <w:proofErr w:type="spellStart"/>
-      <w:r>
-        <w:t>SuperAdmin</w:t>
-      </w:r>
-      <w:proofErr w:type="spellEnd"/>
-      <w:r>
-        <w:t>, Capturista, Lector).</w:t>
-      </w:r>
-    </w:p>
-    <w:p>
-      <w:r>
-        <w:t xml:space="preserve">Creas una tabla </w:t>
-      </w:r>
-      <w:proofErr w:type="spellStart"/>
-      <w:r>
-        <w:t>role_permissions</w:t>
-      </w:r>
-      <w:proofErr w:type="spellEnd"/>
-      <w:r>
-        <w:t xml:space="preserve"> (</w:t>
-      </w:r>
-      <w:proofErr w:type="spellStart"/>
-      <w:r>
-        <w:t>role_id</w:t>
-      </w:r>
-      <w:proofErr w:type="spellEnd"/>
-      <w:r>
-        <w:t xml:space="preserve">, module, </w:t>
-      </w:r>
-      <w:proofErr w:type="spellStart"/>
-      <w:r>
-        <w:t>can_read</w:t>
-      </w:r>
-      <w:proofErr w:type="spellEnd"/>
-      <w:r>
-        <w:t xml:space="preserve">, </w:t>
-      </w:r>
-      <w:proofErr w:type="spellStart"/>
-      <w:r>
-        <w:t>can_write</w:t>
-      </w:r>
-      <w:proofErr w:type="spellEnd"/>
-      <w:r>
-        <w:t xml:space="preserve">, </w:t>
-      </w:r>
-      <w:proofErr w:type="spellStart"/>
-      <w:r>
-        <w:t>can_delete</w:t>
-      </w:r>
-      <w:proofErr w:type="spellEnd"/>
-      <w:r>
-        <w:t>).</w:t>
-      </w:r>
-    </w:p>
-    <w:p>
-      <w:r>
-        <w:t xml:space="preserve">A tu tabla </w:t>
-      </w:r>
-      <w:proofErr w:type="spellStart"/>
-      <w:r>
-        <w:t>users</w:t>
-      </w:r>
-      <w:proofErr w:type="spellEnd"/>
-      <w:r>
-        <w:t xml:space="preserve"> solo le agregas una columna </w:t>
-      </w:r>
-      <w:proofErr w:type="spellStart"/>
-      <w:r>
-        <w:t>role_id</w:t>
-      </w:r>
-      <w:proofErr w:type="spellEnd"/>
-      <w:r>
-        <w:t>.</w:t>
-      </w:r>
-    </w:p>
-    <w:p>
-      <w:r>
-        <w:t>Así, si tienes 20 "Capturistas", no tienes que editar 20 perfiles cuando agregues un nuevo módulo, solo editas el rol "Capturista".</w:t>
-      </w:r>
-    </w:p>
-    <w:p/>
-    <w:p>
-      <w:r>
-        <w:t>4. Guardar el token de forma segura</w:t>
-      </w:r>
-    </w:p>
-    <w:p>
-      <w:r>
-        <w:t xml:space="preserve">Es correcto: En aplicaciones Vue.js (SPA), </w:t>
-      </w:r>
-      <w:proofErr w:type="spellStart"/>
-      <w:r>
-        <w:t>localStorage</w:t>
-      </w:r>
-      <w:proofErr w:type="spellEnd"/>
-      <w:r>
-        <w:t xml:space="preserve"> o </w:t>
-      </w:r>
-      <w:proofErr w:type="spellStart"/>
-      <w:r>
-        <w:t>sessionStorage</w:t>
-      </w:r>
-      <w:proofErr w:type="spellEnd"/>
-      <w:r>
-        <w:t xml:space="preserve"> junto con </w:t>
-      </w:r>
-      <w:proofErr w:type="spellStart"/>
-      <w:r>
-        <w:t>Vuex</w:t>
-      </w:r>
-      <w:proofErr w:type="spellEnd"/>
-      <w:r>
-        <w:t>/</w:t>
-      </w:r>
-      <w:proofErr w:type="spellStart"/>
-      <w:r>
-        <w:t>Pinia</w:t>
-      </w:r>
-      <w:proofErr w:type="spellEnd"/>
-      <w:r>
-        <w:t xml:space="preserve"> es el estándar.</w:t>
-      </w:r>
-    </w:p>
-    <w:p>
-      <w:r>
-        <w:t xml:space="preserve">Consideración de Seguridad: </w:t>
-      </w:r>
-      <w:proofErr w:type="spellStart"/>
-      <w:r>
-        <w:t>localStorage</w:t>
-      </w:r>
-      <w:proofErr w:type="spellEnd"/>
-      <w:r>
-        <w:t xml:space="preserve"> es vulnerable a ataques XSS (Cross-Site Scripting). Asegúrate de que en tu </w:t>
-      </w:r>
-      <w:proofErr w:type="spellStart"/>
-      <w:r>
-        <w:t>frontend</w:t>
-      </w:r>
-      <w:proofErr w:type="spellEnd"/>
-      <w:r>
-        <w:t xml:space="preserve"> de Vue nunca renderices HTML crudo que </w:t>
-      </w:r>
-      <w:r>
-        <w:lastRenderedPageBreak/>
-        <w:t>provenga de los usuarios (usar v-</w:t>
-      </w:r>
-      <w:proofErr w:type="spellStart"/>
-      <w:r>
-        <w:t>html</w:t>
-      </w:r>
-      <w:proofErr w:type="spellEnd"/>
-      <w:r>
-        <w:t xml:space="preserve"> con precaución) para evitar que un script malicioso robe el token.</w:t>
-      </w:r>
-    </w:p>
-    <w:p/>
-    <w:p>
-      <w:r>
-        <w:t xml:space="preserve">5. Renderizado dinámico del </w:t>
-      </w:r>
-      <w:proofErr w:type="spellStart"/>
-      <w:r>
-        <w:t>Dashboard</w:t>
-      </w:r>
-      <w:proofErr w:type="spellEnd"/>
-      <w:r>
-        <w:t xml:space="preserve"> (</w:t>
-      </w:r>
-      <w:proofErr w:type="spellStart"/>
-      <w:r>
-        <w:t>Frontend</w:t>
-      </w:r>
-      <w:proofErr w:type="spellEnd"/>
-      <w:r>
-        <w:t>)</w:t>
-      </w:r>
-    </w:p>
-    <w:p>
-      <w:r>
         <w:t>Es correcto: La UI debe adaptarse a los permisos del usuario para no mostrar menús a los que no puede entrar.</w:t>
       </w:r>
     </w:p>
@@ -759,6 +1636,73 @@
       </w:pPr>
     </w:p>
     <w:p>
+      <w:pPr>
+        <w:pBdr>
+          <w:bottom w:val="single" w:sz="6" w:space="1" w:color="auto"/>
+        </w:pBdr>
+      </w:pPr>
+    </w:p>
+    <w:p>
+      <w:pPr>
+        <w:pBdr>
+          <w:bottom w:val="single" w:sz="6" w:space="1" w:color="auto"/>
+        </w:pBdr>
+      </w:pPr>
+    </w:p>
+    <w:p>
+      <w:pPr>
+        <w:pBdr>
+          <w:bottom w:val="single" w:sz="6" w:space="1" w:color="auto"/>
+        </w:pBdr>
+      </w:pPr>
+    </w:p>
+    <w:p>
+      <w:pPr>
+        <w:rPr>
+          <w:b/>
+          <w:bCs/>
+        </w:rPr>
+      </w:pPr>
+    </w:p>
+    <w:p>
+      <w:pPr>
+        <w:rPr>
+          <w:b/>
+          <w:bCs/>
+        </w:rPr>
+      </w:pPr>
+      <w:r>
+        <w:rPr>
+          <w:b/>
+          <w:bCs/>
+        </w:rPr>
+        <w:t>¿Qué otras cosas se deben tomar en cuenta hasta este punto?</w:t>
+      </w:r>
+    </w:p>
+    <w:p>
+      <w:pPr>
+        <w:rPr>
+          <w:b/>
+          <w:bCs/>
+        </w:rPr>
+      </w:pPr>
+      <w:r>
+        <w:rPr>
+          <w:b/>
+          <w:bCs/>
+        </w:rPr>
+        <w:t>Para complementar tu excelente planeación, te sugiero tener en el radar estos 3 puntos para el futuro cercano:</w:t>
+      </w:r>
+    </w:p>
+    <w:p>
+      <w:pPr>
+        <w:rPr>
+          <w:b/>
+          <w:bCs/>
+        </w:rPr>
+      </w:pPr>
+    </w:p>
+    <w:p>
       <w:r>
         <w:rPr>
           <w:b/>
@@ -791,7 +1735,11 @@
       </w:r>
       <w:proofErr w:type="spellEnd"/>
       <w:r>
-        <w:t xml:space="preserve"> rechazará la petición. Más adelante, considera atrapar el error 401 Token </w:t>
+        <w:t xml:space="preserve"> rechazará la petición. Más adelante, considera atrapar el </w:t>
+      </w:r>
+      <w:r>
+        <w:lastRenderedPageBreak/>
+        <w:t xml:space="preserve">error 401 Token </w:t>
       </w:r>
       <w:proofErr w:type="spellStart"/>
       <w:r>
@@ -876,7 +1824,6 @@
           <w:b/>
           <w:bCs/>
         </w:rPr>
-        <w:lastRenderedPageBreak/>
         <w:t>Bitácora de Movimientos (Audit Log):</w:t>
       </w:r>
       <w:r>
@@ -925,6 +1872,11 @@
     </w:p>
     <w:p>
       <w:r>
+        <w:t>----------------------------------------------------------------------------------------------------------</w:t>
+      </w:r>
+    </w:p>
+    <w:p>
+      <w:r>
         <w:rPr>
           <w:b/>
           <w:bCs/>
@@ -932,17 +1884,30 @@
         <w:t>¿Cómo quieres que procedamos?</w:t>
       </w:r>
       <w:r>
-        <w:t xml:space="preserve"> Me parece que el paso más lógico para empezar a materializar esta ruta es diseñar la base de datos para los </w:t>
-      </w:r>
-      <w:r>
-        <w:rPr>
-          <w:b/>
-          <w:bCs/>
+        <w:t xml:space="preserve"> Me parece que el paso más lógico para empezar a materializar esta ruta es diseñar </w:t>
+      </w:r>
+      <w:r>
+        <w:rPr>
+          <w:highlight w:val="green"/>
+        </w:rPr>
+        <w:t xml:space="preserve">la base de datos para los </w:t>
+      </w:r>
+      <w:r>
+        <w:rPr>
+          <w:b/>
+          <w:bCs/>
+          <w:highlight w:val="green"/>
         </w:rPr>
         <w:t>Roles y Permisos</w:t>
       </w:r>
       <w:r>
-        <w:t xml:space="preserve"> (Paso 3), ya que de ahí dependerá cómo armemos el Middleware (Paso 6) y qué información le mandemos a Vue (Paso 5). ¿Te parece bien si te propongo la estructura SQL para gestionar estos permisos de forma escalable?</w:t>
+        <w:rPr>
+          <w:highlight w:val="green"/>
+        </w:rPr>
+        <w:t xml:space="preserve"> (Paso 3)</w:t>
+      </w:r>
+      <w:r>
+        <w:t>, ya que de ahí dependerá cómo armemos el Middleware (Paso 6) y qué información le mandemos a Vue (Paso 5). ¿Te parece bien si te propongo la estructura SQL para gestionar estos permisos de forma escalable?</w:t>
       </w:r>
     </w:p>
     <w:sectPr>
@@ -953,6 +1918,103 @@
     </w:sectPr>
   </w:body>
 </w:document>
+</file>
+
+<file path=word/numbering.xml><?xml version="1.0" encoding="utf-8"?>
+<w:numbering xmlns:wpc="http://schemas.microsoft.com/office/word/2010/wordprocessingCanvas" xmlns:cx="http://schemas.microsoft.com/office/drawing/2014/chartex" xmlns:cx1="http://schemas.microsoft.com/office/drawing/2015/9/8/chartex" xmlns:cx2="http://schemas.microsoft.com/office/drawing/2015/10/21/chartex" xmlns:cx3="http://schemas.microsoft.com/office/drawing/2016/5/9/chartex" xmlns:cx4="http://schemas.microsoft.com/office/drawing/2016/5/10/chartex" xmlns:cx5="http://schemas.microsoft.com/office/drawing/2016/5/11/chartex" xmlns:cx6="http://schemas.microsoft.com/office/drawing/2016/5/12/chartex" xmlns:cx7="http://schemas.microsoft.com/office/drawing/2016/5/13/chartex" xmlns:cx8="http://schemas.microsoft.com/office/drawing/2016/5/14/chartex" xmlns:mc="http://schemas.openxmlformats.org/markup-compatibility/2006" xmlns:aink="http://schemas.microsoft.com/office/drawing/2016/ink" xmlns:am3d="http://schemas.microsoft.com/office/drawing/2017/model3d" xmlns:o="urn:schemas-microsoft-com:office:office" xmlns:oel="http://schemas.microsoft.com/office/2019/extlst" xmlns:r="http://schemas.openxmlformats.org/officeDocument/2006/relationships" xmlns:m="http://schemas.openxmlformats.org/officeDocument/2006/math" xmlns:v="urn:schemas-microsoft-com:vml" xmlns:wp14="http://schemas.microsoft.com/office/word/2010/wordprocessingDrawing" xmlns:wp="http://schemas.openxmlformats.org/drawingml/2006/wordprocessingDrawing" xmlns:w10="urn:schemas-microsoft-com:office:word" xmlns:w="http://schemas.openxmlformats.org/wordprocessingml/2006/main" xmlns:w14="http://schemas.microsoft.com/office/word/2010/wordml" xmlns:w15="http://schemas.microsoft.com/office/word/2012/wordml" xmlns:w16cex="http://schemas.microsoft.com/office/word/2018/wordml/cex" xmlns:w16cid="http://schemas.microsoft.com/office/word/2016/wordml/cid" xmlns:w16="http://schemas.microsoft.com/office/word/2018/wordml" xmlns:w16du="http://schemas.microsoft.com/office/word/2023/wordml/word16du" xmlns:w16sdtdh="http://schemas.microsoft.com/office/word/2020/wordml/sdtdatahash" xmlns:w16sdtfl="http://schemas.microsoft.com/office/word/2024/wordml/sdtformatlock" xmlns:w16se="http://schemas.microsoft.com/office/word/2015/wordml/symex" xmlns:wpg="http://schemas.microsoft.com/office/word/2010/wordprocessingGroup" xmlns:wpi="http://schemas.microsoft.com/office/word/2010/wordprocessingInk" xmlns:wne="http://schemas.microsoft.com/office/word/2006/wordml" xmlns:wps="http://schemas.microsoft.com/office/word/2010/wordprocessingShape" mc:Ignorable="w14 w15 w16se w16cid w16 w16cex w16sdtdh w16sdtfl w16du wp14">
+  <w:abstractNum w:abstractNumId="0" w15:restartNumberingAfterBreak="0">
+    <w:nsid w:val="2465707D"/>
+    <w:multiLevelType w:val="hybridMultilevel"/>
+    <w:tmpl w:val="3ADA3B4C"/>
+    <w:lvl w:ilvl="0" w:tplc="080A000F">
+      <w:start w:val="1"/>
+      <w:numFmt w:val="decimal"/>
+      <w:lvlText w:val="%1."/>
+      <w:lvlJc w:val="left"/>
+      <w:pPr>
+        <w:ind w:left="720" w:hanging="360"/>
+      </w:pPr>
+      <w:rPr>
+        <w:rFonts w:hint="default"/>
+      </w:rPr>
+    </w:lvl>
+    <w:lvl w:ilvl="1" w:tplc="080A0019">
+      <w:start w:val="1"/>
+      <w:numFmt w:val="lowerLetter"/>
+      <w:lvlText w:val="%2."/>
+      <w:lvlJc w:val="left"/>
+      <w:pPr>
+        <w:ind w:left="1440" w:hanging="360"/>
+      </w:pPr>
+    </w:lvl>
+    <w:lvl w:ilvl="2" w:tplc="080A001B" w:tentative="1">
+      <w:start w:val="1"/>
+      <w:numFmt w:val="lowerRoman"/>
+      <w:lvlText w:val="%3."/>
+      <w:lvlJc w:val="right"/>
+      <w:pPr>
+        <w:ind w:left="2160" w:hanging="180"/>
+      </w:pPr>
+    </w:lvl>
+    <w:lvl w:ilvl="3" w:tplc="080A000F" w:tentative="1">
+      <w:start w:val="1"/>
+      <w:numFmt w:val="decimal"/>
+      <w:lvlText w:val="%4."/>
+      <w:lvlJc w:val="left"/>
+      <w:pPr>
+        <w:ind w:left="2880" w:hanging="360"/>
+      </w:pPr>
+    </w:lvl>
+    <w:lvl w:ilvl="4" w:tplc="080A0019" w:tentative="1">
+      <w:start w:val="1"/>
+      <w:numFmt w:val="lowerLetter"/>
+      <w:lvlText w:val="%5."/>
+      <w:lvlJc w:val="left"/>
+      <w:pPr>
+        <w:ind w:left="3600" w:hanging="360"/>
+      </w:pPr>
+    </w:lvl>
+    <w:lvl w:ilvl="5" w:tplc="080A001B" w:tentative="1">
+      <w:start w:val="1"/>
+      <w:numFmt w:val="lowerRoman"/>
+      <w:lvlText w:val="%6."/>
+      <w:lvlJc w:val="right"/>
+      <w:pPr>
+        <w:ind w:left="4320" w:hanging="180"/>
+      </w:pPr>
+    </w:lvl>
+    <w:lvl w:ilvl="6" w:tplc="080A000F" w:tentative="1">
+      <w:start w:val="1"/>
+      <w:numFmt w:val="decimal"/>
+      <w:lvlText w:val="%7."/>
+      <w:lvlJc w:val="left"/>
+      <w:pPr>
+        <w:ind w:left="5040" w:hanging="360"/>
+      </w:pPr>
+    </w:lvl>
+    <w:lvl w:ilvl="7" w:tplc="080A0019" w:tentative="1">
+      <w:start w:val="1"/>
+      <w:numFmt w:val="lowerLetter"/>
+      <w:lvlText w:val="%8."/>
+      <w:lvlJc w:val="left"/>
+      <w:pPr>
+        <w:ind w:left="5760" w:hanging="360"/>
+      </w:pPr>
+    </w:lvl>
+    <w:lvl w:ilvl="8" w:tplc="080A001B" w:tentative="1">
+      <w:start w:val="1"/>
+      <w:numFmt w:val="lowerRoman"/>
+      <w:lvlText w:val="%9."/>
+      <w:lvlJc w:val="right"/>
+      <w:pPr>
+        <w:ind w:left="6480" w:hanging="180"/>
+      </w:pPr>
+    </w:lvl>
+  </w:abstractNum>
+  <w:num w:numId="1" w16cid:durableId="1838423075">
+    <w:abstractNumId w:val="0"/>
+  </w:num>
+</w:numbering>
 </file>
 
 <file path=word/styles.xml><?xml version="1.0" encoding="utf-8"?>
@@ -1558,7 +2620,6 @@
   <w:style w:type="character" w:default="1" w:styleId="Fuentedeprrafopredeter">
     <w:name w:val="Default Paragraph Font"/>
     <w:uiPriority w:val="1"/>
-    <w:semiHidden/>
     <w:unhideWhenUsed/>
   </w:style>
   <w:style w:type="table" w:default="1" w:styleId="Tablanormal">
@@ -1870,6 +2931,29 @@
       <w:smallCaps/>
       <w:color w:val="0F4761" w:themeColor="accent1" w:themeShade="BF"/>
       <w:spacing w:val="5"/>
+    </w:rPr>
+  </w:style>
+  <w:style w:type="character" w:styleId="Hipervnculo">
+    <w:name w:val="Hyperlink"/>
+    <w:basedOn w:val="Fuentedeprrafopredeter"/>
+    <w:uiPriority w:val="99"/>
+    <w:unhideWhenUsed/>
+    <w:rsid w:val="00B759C3"/>
+    <w:rPr>
+      <w:color w:val="467886" w:themeColor="hyperlink"/>
+      <w:u w:val="single"/>
+    </w:rPr>
+  </w:style>
+  <w:style w:type="character" w:styleId="Mencinsinresolver">
+    <w:name w:val="Unresolved Mention"/>
+    <w:basedOn w:val="Fuentedeprrafopredeter"/>
+    <w:uiPriority w:val="99"/>
+    <w:semiHidden/>
+    <w:unhideWhenUsed/>
+    <w:rsid w:val="00B759C3"/>
+    <w:rPr>
+      <w:color w:val="605E5C"/>
+      <w:shd w:val="clear" w:color="auto" w:fill="E1DFDD"/>
     </w:rPr>
   </w:style>
 </w:styles>
